--- a/products-storage/01-zakrytie-rabot/12-pretenziya-na-neoplatu-po-ks-2.docx
+++ b/products-storage/01-zakrytie-rabot/12-pretenziya-na-neoplatu-po-ks-2.docx
@@ -99,7 +99,7 @@
                 <w:sz w:val="24"/>
                 <w:szCs w:val="24"/>
               </w:rPr>
-              <w:t xml:space="preserve">Шаблон не вычитан юристом. Если заказчик оспаривает объёмы или качество, заявляет зачёт, если акты подписаны неуполномоченным лицом или в картотеке арбитражных дел появилось дело о банкротстве должника — типовой текст создаёт ложную уверенность. В этих случаях обращайтесь к юристу до отправки.</w:t>
+              <w:t xml:space="preserve">Тексты прошли вычитку юристом в типовой редакции. Вычитка типовой редакции не заменяет консультацию по конкретной ситуации: выводы зависят от условий вашего договора, состава подписанных документов и обстоятельств спора, и приоритет всегда у договора. Если заказчик оспаривает объёмы или качество, заявляет зачёт, если акты подписаны неуполномоченным лицом или в картотеке арбитражных дел появилось дело о банкротстве должника — типовой текст создаёт ложную уверенность. В этих случаях обращайтесь к юристу до отправки.</w:t>
             </w:r>
           </w:p>
           <w:p>

--- a/products-storage/01-zakrytie-rabot/12-pretenziya-na-neoplatu-po-ks-2.docx
+++ b/products-storage/01-zakrytie-rabot/12-pretenziya-na-neoplatu-po-ks-2.docx
@@ -99,7 +99,7 @@
                 <w:sz w:val="24"/>
                 <w:szCs w:val="24"/>
               </w:rPr>
-              <w:t xml:space="preserve">Тексты прошли вычитку юристом в типовой редакции. Вычитка типовой редакции не заменяет консультацию по конкретной ситуации: выводы зависят от условий вашего договора, состава подписанных документов и обстоятельств спора, и приоритет всегда у договора. Если заказчик оспаривает объёмы или качество, заявляет зачёт, если акты подписаны неуполномоченным лицом или в картотеке арбитражных дел появилось дело о банкротстве должника — типовой текст создаёт ложную уверенность. В этих случаях обращайтесь к юристу до отправки.</w:t>
+              <w:t xml:space="preserve">Тексты прошли вычитку юристом в типовой редакции. Отдельные формулировки правлены 15.08.2026 по нормативной сверке: эти правки внесены после вычитки и юристом не читались. Вычитка типовой редакции не заменяет консультацию по конкретной ситуации: выводы зависят от условий вашего договора, состава подписанных документов и обстоятельств спора, и приоритет всегда у договора. Если заказчик оспаривает объёмы или качество, заявляет зачёт, если акты подписаны неуполномоченным лицом или в картотеке арбитражных дел появилось дело о банкротстве должника — типовой текст создаёт ложную уверенность. В этих случаях обращайтесь к юристу до отправки.</w:t>
             </w:r>
           </w:p>
           <w:p>
@@ -150,7 +150,7 @@
           <w:sz w:val="24"/>
           <w:szCs w:val="24"/>
         </w:rPr>
-        <w:t xml:space="preserve">Претензия — обязательный шаг перед обращением в арбитражный суд с денежным требованием из договора (ч. 5 ст. 4 АПК РФ). Без направленной претензии иск оставят без рассмотрения, и потерянным окажется не только время, но и уплаченная пошлина.</w:t>
+        <w:t xml:space="preserve">Претензия — обязательный шаг перед обращением в арбитражный суд с денежным требованием из договора (ч. 5 ст. 4 АПК РФ). Без направленной претензии иск оставят без рассмотрения: пошлина при этом возвращается или засчитывается в счёт нового обращения, а потерянными окажутся месяцы и темп — при том, что срок исковой давности всё это время идёт.</w:t>
       </w:r>
     </w:p>
     <w:p>
@@ -403,6 +403,24 @@
           <w:szCs w:val="24"/>
         </w:rPr>
         <w:t xml:space="preserve"> — из договора; если договор молчит, из действующей редакции ч. 5 ст. 4 АПК РФ.</w:t>
+      </w:r>
+    </w:p>
+    <w:p>
+      <w:pPr>
+        <w:pStyle w:val="ListParagraph"/>
+        <w:numPr>
+          <w:ilvl w:val="0"/>
+          <w:numId w:val="2"/>
+        </w:numPr>
+        <w:spacing w:after="80" w:line="276"/>
+      </w:pPr>
+      <w:r>
+        <w:rPr>
+          <w:rFonts w:ascii="Times New Roman" w:cs="Times New Roman" w:eastAsia="Times New Roman" w:hAnsi="Times New Roman"/>
+          <w:sz w:val="24"/>
+          <w:szCs w:val="24"/>
+        </w:rPr>
+        <w:t xml:space="preserve">Срок, который вы даёте заказчику, и срок ожидания перед иском — разные вещи. По ч. 5 ст. 4 АПК РФ срок ожидания считается со дня НАПРАВЛЕНИЯ претензии, а не со дня её получения, и назначенный вами в претензии более короткий срок его не сокращает: иное устанавливается только законом или договором. Подать иск раньше — значит получить его обратно без рассмотрения.</w:t>
       </w:r>
     </w:p>
     <w:p>

--- a/products-storage/01-zakrytie-rabot/12-pretenziya-na-neoplatu-po-ks-2.docx
+++ b/products-storage/01-zakrytie-rabot/12-pretenziya-na-neoplatu-po-ks-2.docx
@@ -99,7 +99,7 @@
                 <w:sz w:val="24"/>
                 <w:szCs w:val="24"/>
               </w:rPr>
-              <w:t xml:space="preserve">Тексты прошли вычитку юристом в типовой редакции. Отдельные формулировки правлены 15.08.2026 по нормативной сверке: эти правки внесены после вычитки и юристом не читались. Вычитка типовой редакции не заменяет консультацию по конкретной ситуации: выводы зависят от условий вашего договора, состава подписанных документов и обстоятельств спора, и приоритет всегда у договора. Если заказчик оспаривает объёмы или качество, заявляет зачёт, если акты подписаны неуполномоченным лицом или в картотеке арбитражных дел появилось дело о банкротстве должника — типовой текст создаёт ложную уверенность. В этих случаях обращайтесь к юристу до отправки.</w:t>
+              <w:t xml:space="preserve">Типовая редакция сверена с текстом действующих норм 15.08.2026. Нормативная сверка — это сопоставление формулировок, сроков и порядка со статьями закона; юридической консультацией и вычиткой юристом она не является. Шаблон не заменяет консультацию по конкретной ситуации: выводы зависят от условий вашего договора, состава подписанных документов и обстоятельств спора, и приоритет всегда у договора. Если заказчик оспаривает объёмы или качество, заявляет зачёт, если акты подписаны неуполномоченным лицом или в картотеке арбитражных дел появилось дело о банкротстве должника — типовой текст создаёт ложную уверенность. В этих случаях обращайтесь к юристу до отправки.</w:t>
             </w:r>
           </w:p>
           <w:p>

--- a/products-storage/01-zakrytie-rabot/12-pretenziya-na-neoplatu-po-ks-2.docx
+++ b/products-storage/01-zakrytie-rabot/12-pretenziya-na-neoplatu-po-ks-2.docx
@@ -150,7 +150,20 @@
           <w:sz w:val="24"/>
           <w:szCs w:val="24"/>
         </w:rPr>
-        <w:t xml:space="preserve">Претензия — обязательный шаг перед обращением в арбитражный суд с денежным требованием из договора (ч. 5 ст. 4 АПК РФ). Без направленной претензии иск оставят без рассмотрения: пошлина при этом возвращается или засчитывается в счёт нового обращения, а потерянными окажутся месяцы и темп — при том, что срок исковой давности всё это время идёт.</w:t>
+        <w:t xml:space="preserve">Претензия — обязательный шаг перед обращением в арбитражный суд с денежным требованием из договора (ч. 5 ст. 4 АПК РФ). Без направленной претензии иск оставят без рассмотрения: пошлина при этом возвращается или засчитывается в счёт нового обращения, а потерянными окажутся месяцы и темп.</w:t>
+      </w:r>
+    </w:p>
+    <w:p>
+      <w:pPr>
+        <w:spacing w:after="120" w:line="276"/>
+      </w:pPr>
+      <w:r>
+        <w:rPr>
+          <w:rFonts w:ascii="Times New Roman" w:cs="Times New Roman" w:eastAsia="Times New Roman" w:hAnsi="Times New Roman"/>
+          <w:sz w:val="24"/>
+          <w:szCs w:val="24"/>
+        </w:rPr>
+        <w:t xml:space="preserve">Течение исковой давности приостанавливается на срок соблюдения досудебного порядка, если такой порядок обязателен в силу закона или договора (п. 3 ст. 202 ГК РФ). На претензию, которую ни закон, ни договор не требуют, это правило не распространяется: давность по ней продолжает течь.</w:t>
       </w:r>
     </w:p>
     <w:p>

--- a/products-storage/01-zakrytie-rabot/12-pretenziya-na-neoplatu-po-ks-2.docx
+++ b/products-storage/01-zakrytie-rabot/12-pretenziya-na-neoplatu-po-ks-2.docx
@@ -163,7 +163,7 @@
           <w:sz w:val="24"/>
           <w:szCs w:val="24"/>
         </w:rPr>
-        <w:t xml:space="preserve">Течение исковой давности приостанавливается на срок соблюдения досудебного порядка, если такой порядок обязателен в силу закона или договора (п. 3 ст. 202 ГК РФ). На претензию, которую ни закон, ни договор не требуют, это правило не распространяется: давность по ней продолжает течь.</w:t>
+        <w:t xml:space="preserve">Если досудебный порядок предусмотрен законом, течение исковой давности на время его соблюдения приостанавливается — на срок, установленный для такой процедуры законом, а при отсутствии такого срока — на срок, названный п. 3 ст. 202 ГК РФ. На претензию, которую закон не требует, правило не распространяется: давность по ней продолжает течь. Точный остаток срока после приостановления считайте по п. 4 ст. 202 ГК РФ.</w:t>
       </w:r>
     </w:p>
     <w:p>

--- a/products-storage/01-zakrytie-rabot/12-pretenziya-na-neoplatu-po-ks-2.docx
+++ b/products-storage/01-zakrytie-rabot/12-pretenziya-na-neoplatu-po-ks-2.docx
@@ -163,7 +163,7 @@
           <w:sz w:val="24"/>
           <w:szCs w:val="24"/>
         </w:rPr>
-        <w:t xml:space="preserve">Если досудебный порядок предусмотрен законом, течение исковой давности на время его соблюдения приостанавливается — на срок, установленный для такой процедуры законом, а при отсутствии такого срока — на срок, названный п. 3 ст. 202 ГК РФ. На претензию, которую закон не требует, правило не распространяется: давность по ней продолжает течь. Точный остаток срока после приостановления считайте по п. 4 ст. 202 ГК РФ.</w:t>
+        <w:t xml:space="preserve">Про исковую давность. Пункт 3 ст. 202 ГК РФ приостанавливает её течение, если стороны прибегли к предусмотренной законом процедуре разрешения спора во внесудебном порядке: на срок, установленный законом для такой процедуры, а при отсутствии такого срока — на срок, названный этим же пунктом. Относится ли к таким процедурам обязательный претензионный порядок по ч. 5 ст. 4 АПК РФ, из текста нормы не следует — это вопрос толкования, и от ответа зависит дата, после которой иск подавать поздно. Если давность на исходе, не рассчитывайте на приостановление по умолчанию: сверьте остаток срока с юристом и при сомнении подавайте иск раньше. На претензию, которую закон не требует, п. 3 ст. 202 ГК РФ не применяется ни в одном прочтении.</w:t>
       </w:r>
     </w:p>
     <w:p>
@@ -322,7 +322,7 @@
           <w:sz w:val="26"/>
           <w:szCs w:val="26"/>
         </w:rPr>
-        <w:t xml:space="preserve">Три поля, на которых чаще всего ошибаются</w:t>
+        <w:t xml:space="preserve">Поля, на которых чаще всего ошибаются</w:t>
       </w:r>
     </w:p>
     <w:p>
@@ -407,15 +407,15 @@
           <w:sz w:val="24"/>
           <w:szCs w:val="24"/>
         </w:rPr>
-        <w:t xml:space="preserve">{{СРОК_ОТВЕТА_НА_ПРЕТЕНЗИЮ}}</w:t>
-      </w:r>
-      <w:r>
-        <w:rPr>
-          <w:rFonts w:ascii="Times New Roman" w:cs="Times New Roman" w:eastAsia="Times New Roman" w:hAnsi="Times New Roman"/>
-          <w:sz w:val="24"/>
-          <w:szCs w:val="24"/>
-        </w:rPr>
-        <w:t xml:space="preserve"> — из договора; если договор молчит, из действующей редакции ч. 5 ст. 4 АПК РФ.</w:t>
+        <w:t xml:space="preserve">{{ДАТА_НАЧАЛА_ПРОСРОЧКИ}}</w:t>
+      </w:r>
+      <w:r>
+        <w:rPr>
+          <w:rFonts w:ascii="Times New Roman" w:cs="Times New Roman" w:eastAsia="Times New Roman" w:hAnsi="Times New Roman"/>
+          <w:sz w:val="24"/>
+          <w:szCs w:val="24"/>
+        </w:rPr>
+        <w:t xml:space="preserve"> — считается по договору, а не по формуле. Если последний день срока оплаты нерабочий, днём окончания срока считается ближайший следующий рабочий день (ст. 193 ГК РФ), и просрочка начинается на день позже. Полный порядок отсчёта — в файле «Как заполнять: словарь полей», строка этого поля.</w:t>
       </w:r>
     </w:p>
     <w:p>
@@ -430,6 +430,37 @@
       <w:r>
         <w:rPr>
           <w:rFonts w:ascii="Times New Roman" w:cs="Times New Roman" w:eastAsia="Times New Roman" w:hAnsi="Times New Roman"/>
+          <w:b/>
+          <w:bCs/>
+          <w:i w:val="false"/>
+          <w:iCs w:val="false"/>
+          <w:color w:val="000000"/>
+          <w:sz w:val="24"/>
+          <w:szCs w:val="24"/>
+        </w:rPr>
+        <w:t xml:space="preserve">{{СРОК_ОТВЕТА_НА_ПРЕТЕНЗИЮ}}</w:t>
+      </w:r>
+      <w:r>
+        <w:rPr>
+          <w:rFonts w:ascii="Times New Roman" w:cs="Times New Roman" w:eastAsia="Times New Roman" w:hAnsi="Times New Roman"/>
+          <w:sz w:val="24"/>
+          <w:szCs w:val="24"/>
+        </w:rPr>
+        <w:t xml:space="preserve"> — из пункта договора о претензионном порядке. Если договор молчит, срок ответа назначаете вы сами: ч. 5 ст. 4 АПК РФ задаёт не срок ответа на претензию, а срок ожидания до подачи иска.</w:t>
+      </w:r>
+    </w:p>
+    <w:p>
+      <w:pPr>
+        <w:pStyle w:val="ListParagraph"/>
+        <w:numPr>
+          <w:ilvl w:val="0"/>
+          <w:numId w:val="2"/>
+        </w:numPr>
+        <w:spacing w:after="80" w:line="276"/>
+      </w:pPr>
+      <w:r>
+        <w:rPr>
+          <w:rFonts w:ascii="Times New Roman" w:cs="Times New Roman" w:eastAsia="Times New Roman" w:hAnsi="Times New Roman"/>
           <w:sz w:val="24"/>
           <w:szCs w:val="24"/>
         </w:rPr>
@@ -1324,7 +1355,7 @@
           <w:sz w:val="24"/>
           <w:szCs w:val="24"/>
         </w:rPr>
-        <w:t xml:space="preserve">[Если Договором установлена неустойка за просрочку оплаты (п. {{ПУНКТ_ДОГОВОРА_О_НЕУСТОЙКЕ}}) — заявлять неустойку по договору вместо процентов по ст. 395 ГК РФ. Одновременное взыскание того и другого за одно нарушение по общему правилу не допускается (п. 4 ст. 395 ГК РФ); выбор между ними — вопрос к юристу по конкретному договору.]</w:t>
+        <w:t xml:space="preserve">[Если Договором установлена неустойка за просрочку оплаты (п. {{ПУНКТ_ДОГОВОРА_О_НЕУСТОЙКЕ}}) — заявлять неустойку по договору вместо процентов по ст. 395 ГК РФ: когда за неисполнение или просрочку исполнения денежного обязательства договором установлена неустойка, проценты по ст. 395 ГК РФ не подлежат взысканию, если иное не предусмотрено законом или договором (п. 4 ст. 395 ГК РФ). Выбор между ними — вопрос к юристу по конкретному договору.]</w:t>
       </w:r>
     </w:p>
     <w:p>
@@ -1857,7 +1888,20 @@
           <w:sz w:val="24"/>
           <w:szCs w:val="24"/>
         </w:rPr>
-        <w:t xml:space="preserve">Формы введены постановлением Госкомстата России от 11.11.1999 № 100 «Об утверждении унифицированных форм первичной учетной документации по учету работ в капитальном строительстве и ремонтно-строительных работ». С переходом на необязательность унифицированных форм договор может предусматривать собственные формы актов — тогда в тексте ссылайтесь на акт, названный в договоре.</w:t>
+        <w:t xml:space="preserve">КС-2 и КС-3 — унифицированные формы первичной учётной документации в капитальном строительстве; в договорах и в практике их вводят со ссылкой на постановление Госкомстата России от 11.11.1999 № 100. Реквизиты этого акта в нормативный контур комплекта не входят и по официальному публикатору нами не сверялись: если ссылка на него нужна в вашем документе, проверьте её в правовой базе. На требование об оплате она не влияет — право требовать деньги даёт договор и подписанный акт, а не акт, которым введена форма бланка.</w:t>
+      </w:r>
+    </w:p>
+    <w:p>
+      <w:pPr>
+        <w:spacing w:after="120" w:line="276"/>
+      </w:pPr>
+      <w:r>
+        <w:rPr>
+          <w:rFonts w:ascii="Times New Roman" w:cs="Times New Roman" w:eastAsia="Times New Roman" w:hAnsi="Times New Roman"/>
+          <w:sz w:val="24"/>
+          <w:szCs w:val="24"/>
+        </w:rPr>
+        <w:t xml:space="preserve">С переходом на необязательность унифицированных форм договор может предусматривать собственные формы актов — тогда в тексте ссылайтесь на акт, названный в договоре.</w:t>
       </w:r>
     </w:p>
     <w:p>

--- a/products-storage/01-zakrytie-rabot/12-pretenziya-na-neoplatu-po-ks-2.docx
+++ b/products-storage/01-zakrytie-rabot/12-pretenziya-na-neoplatu-po-ks-2.docx
@@ -99,7 +99,7 @@
                 <w:sz w:val="24"/>
                 <w:szCs w:val="24"/>
               </w:rPr>
-              <w:t xml:space="preserve">Типовая редакция сверена с текстом действующих норм 15.08.2026. Нормативная сверка — это сопоставление формулировок, сроков и порядка со статьями закона; юридической консультацией и вычиткой юристом она не является. Шаблон не заменяет консультацию по конкретной ситуации: выводы зависят от условий вашего договора, состава подписанных документов и обстоятельств спора, и приоритет всегда у договора. Если заказчик оспаривает объёмы или качество, заявляет зачёт, если акты подписаны неуполномоченным лицом или в картотеке арбитражных дел появилось дело о банкротстве должника — типовой текст создаёт ложную уверенность. В этих случаях обращайтесь к юристу до отправки.</w:t>
+              <w:t xml:space="preserve">Типовая редакция сверена с текстом действующих норм 16.08.2026. Нормативная сверка — это сопоставление формулировок, сроков и порядка со статьями закона; юридической консультацией и вычиткой юристом она не является. Шаблон не заменяет консультацию по конкретной ситуации: выводы зависят от условий вашего договора, состава подписанных документов и обстоятельств спора, и приоритет всегда у договора. Если заказчик оспаривает объёмы или качество, заявляет зачёт, если акты подписаны неуполномоченным лицом или в картотеке арбитражных дел появилось дело о банкротстве должника — типовой текст создаёт ложную уверенность. В этих случаях обращайтесь к юристу до отправки.</w:t>
             </w:r>
           </w:p>
           <w:p>
@@ -415,7 +415,7 @@
           <w:sz w:val="24"/>
           <w:szCs w:val="24"/>
         </w:rPr>
-        <w:t xml:space="preserve"> — считается по договору, а не по формуле. Если последний день срока оплаты нерабочий, днём окончания срока считается ближайший следующий рабочий день (ст. 193 ГК РФ), и просрочка начинается на день позже. Полный порядок отсчёта — в файле «Как заполнять: словарь полей», строка этого поля.</w:t>
+        <w:t xml:space="preserve"> — считается по договору, а не по формуле. Если последний день срока оплаты нерабочий, днём окончания срока считается ближайший следующий рабочий день (ст. 193 ГК РФ), и просрочка начинается со следующего за ним дня. Полный порядок отсчёта — в файле «Как заполнять: словарь полей», строка этого поля.</w:t>
       </w:r>
     </w:p>
     <w:p>
@@ -1295,7 +1295,7 @@
           <w:sz w:val="24"/>
           <w:szCs w:val="24"/>
         </w:rPr>
-        <w:t xml:space="preserve">На основании ст. 395 Гражданского кодекса РФ за пользование чужими денежными средствами подлежат уплате проценты, размер которых определяется ключевой ставкой Банка России, действовавшей в соответствующие периоды. По состоянию на </w:t>
+        <w:t xml:space="preserve">На основании ст. 395 Гражданского кодекса РФ за пользование чужими денежными средствами подлежат уплате проценты, размер которых определяется ключевой ставкой Банка России, действовавшей в соответствующие периоды, если иной размер процентов не установлен законом или договором. По состоянию на </w:t>
       </w:r>
       <w:r>
         <w:rPr>
@@ -1337,7 +1337,7 @@
           <w:sz w:val="24"/>
           <w:szCs w:val="24"/>
         </w:rPr>
-        <w:t xml:space="preserve"> (расчёт — Приложение № 2). Проценты продолжают начисляться по день фактической оплаты.</w:t>
+        <w:t xml:space="preserve"> (расчёт — Приложение № 2). Проценты продолжают начисляться по день фактической оплаты, если законом, иными правовыми актами или договором не установлен более короткий срок их начисления.</w:t>
       </w:r>
     </w:p>
     <w:p>
@@ -1355,7 +1355,7 @@
           <w:sz w:val="24"/>
           <w:szCs w:val="24"/>
         </w:rPr>
-        <w:t xml:space="preserve">[Если Договором установлена неустойка за просрочку оплаты (п. {{ПУНКТ_ДОГОВОРА_О_НЕУСТОЙКЕ}}) — заявлять неустойку по договору вместо процентов по ст. 395 ГК РФ: когда за неисполнение или просрочку исполнения денежного обязательства договором установлена неустойка, проценты по ст. 395 ГК РФ не подлежат взысканию, если иное не предусмотрено законом или договором (п. 4 ст. 395 ГК РФ). Выбор между ними — вопрос к юристу по конкретному договору.]</w:t>
+        <w:t xml:space="preserve">[Если Договором установлена неустойка за просрочку оплаты (п. {{ПУНКТ_ДОГОВОРА_О_НЕУСТОЙКЕ}}) — заявлять неустойку по договору вместо процентов по ст. 395 ГК РФ: когда соглашением сторон предусмотрена неустойка за неисполнение или ненадлежащее исполнение денежного обязательства, предусмотренные ст. 395 ГК РФ проценты не подлежат взысканию, если иное не предусмотрено законом или договором (п. 4 ст. 395 ГК РФ). Выбор между ними — вопрос к юристу по конкретному договору.]</w:t>
       </w:r>
     </w:p>
     <w:p>
@@ -1888,7 +1888,7 @@
           <w:sz w:val="24"/>
           <w:szCs w:val="24"/>
         </w:rPr>
-        <w:t xml:space="preserve">КС-2 и КС-3 — унифицированные формы первичной учётной документации в капитальном строительстве; в договорах и в практике их вводят со ссылкой на постановление Госкомстата России от 11.11.1999 № 100. Реквизиты этого акта в нормативный контур комплекта не входят и по официальному публикатору нами не сверялись: если ссылка на него нужна в вашем документе, проверьте её в правовой базе. На требование об оплате она не влияет — право требовать деньги даёт договор и подписанный акт, а не акт, которым введена форма бланка.</w:t>
+        <w:t xml:space="preserve">КС-2 и КС-3 — унифицированные формы первичной учётной документации в капитальном строительстве; в договорах и в практике их вводят со ссылкой на постановление Госкомстата России от 11.11.1999 № 100. Реквизиты этого акта и правило об обязательности либо необязательности унифицированных форм в нормативный контур комплекта не входят и по официальному публикатору нами не сверялись: если ссылка на него нужна в вашем документе, проверьте её в правовой базе. На требование об оплате она не влияет — право требовать деньги даёт договор и подписанный акт, а не акт, которым введена форма бланка.</w:t>
       </w:r>
     </w:p>
     <w:p>
@@ -1901,7 +1901,7 @@
           <w:sz w:val="24"/>
           <w:szCs w:val="24"/>
         </w:rPr>
-        <w:t xml:space="preserve">С переходом на необязательность унифицированных форм договор может предусматривать собственные формы актов — тогда в тексте ссылайтесь на акт, названный в договоре.</w:t>
+        <w:t xml:space="preserve">Если договор предусматривает собственные формы актов — ссылайтесь в тексте на акт, названный в договоре.</w:t>
       </w:r>
     </w:p>
     <w:p>
